--- a/Database/repository pattern.docx
+++ b/Database/repository pattern.docx
@@ -2148,41 +2148,25 @@
           <w:b/>
           <w:bCs/>
         </w:rPr>
+        <w:t xml:space="preserve"> IDisposable – it contains all the repositories </w:t>
+      </w:r>
+      <w:proofErr w:type="gramStart"/>
+      <w:r>
+        <w:rPr>
+          <w:b/>
+          <w:bCs/>
+        </w:rPr>
+        <w:t>and also</w:t>
+      </w:r>
+      <w:proofErr w:type="gramEnd"/>
+      <w:r>
+        <w:rPr>
+          <w:b/>
+          <w:bCs/>
+        </w:rPr>
         <w:t xml:space="preserve"> </w:t>
       </w:r>
       <w:proofErr w:type="spellStart"/>
-      <w:r>
-        <w:rPr>
-          <w:b/>
-          <w:bCs/>
-        </w:rPr>
-        <w:t>IDisposable</w:t>
-      </w:r>
-      <w:proofErr w:type="spellEnd"/>
-      <w:r>
-        <w:rPr>
-          <w:b/>
-          <w:bCs/>
-        </w:rPr>
-        <w:t xml:space="preserve"> – it contains all the repositories </w:t>
-      </w:r>
-      <w:proofErr w:type="gramStart"/>
-      <w:r>
-        <w:rPr>
-          <w:b/>
-          <w:bCs/>
-        </w:rPr>
-        <w:t>and also</w:t>
-      </w:r>
-      <w:proofErr w:type="gramEnd"/>
-      <w:r>
-        <w:rPr>
-          <w:b/>
-          <w:bCs/>
-        </w:rPr>
-        <w:t xml:space="preserve"> </w:t>
-      </w:r>
-      <w:proofErr w:type="spellStart"/>
       <w:proofErr w:type="gramStart"/>
       <w:r>
         <w:rPr>
@@ -2249,13 +2233,8 @@
       </w:r>
       <w:proofErr w:type="gramEnd"/>
       <w:r>
-        <w:t xml:space="preserve"> </w:t>
-      </w:r>
-      <w:proofErr w:type="spellStart"/>
-      <w:r>
-        <w:t>IDisposable</w:t>
-      </w:r>
-      <w:proofErr w:type="spellEnd"/>
+        <w:t xml:space="preserve"> IDisposable</w:t>
+      </w:r>
     </w:p>
     <w:p>
       <w:pPr>
